--- a/outputs/tables/table_boost.docx
+++ b/outputs/tables/table_boost.docx
@@ -20,7 +20,7 @@
         <w:gridCol w:w="1181"/>
         <w:gridCol w:w="861"/>
         <w:gridCol w:w="1081"/>
-        <w:gridCol w:w="2012"/>
+        <w:gridCol w:w="1711"/>
       </w:tblGrid>
       <w:tr>
         <w:trPr>
@@ -462,7 +462,7 @@
                 <w:szCs w:val="18"/>
                 <w:color w:val="000000"/>
               </w:rPr>
-              <w:t xml:space="preserve">3.63% (2.57-4.97%)</w:t>
+              <w:t xml:space="preserve">3.6% (2.6-5.0%)</w:t>
             </w:r>
           </w:p>
         </w:tc>
@@ -684,7 +684,7 @@
                 <w:szCs w:val="18"/>
                 <w:color w:val="000000"/>
               </w:rPr>
-              <w:t xml:space="preserve">4.12% (2.99-5.53%)</w:t>
+              <w:t xml:space="preserve">4.1% (3.0-5.5%)</w:t>
             </w:r>
           </w:p>
         </w:tc>
@@ -906,7 +906,7 @@
                 <w:szCs w:val="18"/>
                 <w:color w:val="000000"/>
               </w:rPr>
-              <w:t xml:space="preserve">4.51% (3.32-5.98%)</w:t>
+              <w:t xml:space="preserve">4.5% (3.3-6.0%)</w:t>
             </w:r>
           </w:p>
         </w:tc>
@@ -1128,7 +1128,7 @@
                 <w:szCs w:val="18"/>
                 <w:color w:val="000000"/>
               </w:rPr>
-              <w:t xml:space="preserve">4.22% (3.07-5.64%)</w:t>
+              <w:t xml:space="preserve">4.2% (3.1-5.6%)</w:t>
             </w:r>
           </w:p>
         </w:tc>
@@ -1350,7 +1350,7 @@
                 <w:szCs w:val="18"/>
                 <w:color w:val="000000"/>
               </w:rPr>
-              <w:t xml:space="preserve">5.79% (4.44-7.41%)</w:t>
+              <w:t xml:space="preserve">5.8% (4.4-7.4%)</w:t>
             </w:r>
           </w:p>
         </w:tc>
